--- a/content/03 Music/Recorder/Grade 8/General Knowledge/Sonata Prima - Dario Castello.docx
+++ b/content/03 Music/Recorder/Grade 8/General Knowledge/Sonata Prima - Dario Castello.docx
@@ -1281,7 +1281,23 @@
           <w:sz w:val="24"/>
           <w:szCs w:val="24"/>
         </w:rPr>
-        <w:t>(i) Period, Style, and Composer</w:t>
+        <w:t>(i) Period, Style, and Co</w:t>
+      </w:r>
+      <w:r>
+        <w:rPr>
+          <w:rFonts w:ascii="Atkinson Hyperlegible" w:hAnsi="Atkinson Hyperlegible"/>
+          <w:sz w:val="24"/>
+          <w:szCs w:val="24"/>
+        </w:rPr>
+        <w:tab/>
+      </w:r>
+      <w:r>
+        <w:rPr>
+          <w:rFonts w:ascii="Atkinson Hyperlegible" w:hAnsi="Atkinson Hyperlegible"/>
+          <w:sz w:val="24"/>
+          <w:szCs w:val="24"/>
+        </w:rPr>
+        <w:t>mposer</w:t>
       </w:r>
     </w:p>
     <w:p>
